--- a/latest/NXT_Latest_NXT35_BTC_BNB_SOL_System_And_Indicators.docx
+++ b/latest/NXT_Latest_NXT35_BTC_BNB_SOL_System_And_Indicators.docx
@@ -64,7 +64,7 @@
           </w:tcPr>
           <w:p>
             <w:r>
-              <w:t>NXT v3.5 Portfolio BTC+BNB+SOL + Binance Native 1D + SSL14 + Runner A + Anti-Immediate-Reversal + LONG-only Pullback Continuation + No Risk-Off</w:t>
+              <w:t>NXT v3.5 Portfolio BTC+BNB+SOL + TradingView BINANCE native 1D + SSL14 + Runner A + Early-BE 7% + Anti-Immediate-Reversal + LONG-only Pullback Continuation on SSL Bullish Flip + No Risk-Off</w:t>
             </w:r>
           </w:p>
         </w:tc>
@@ -108,7 +108,7 @@
           </w:tcPr>
           <w:p>
             <w:r>
-              <w:t>269</w:t>
+              <w:t>252</w:t>
             </w:r>
           </w:p>
         </w:tc>
@@ -130,7 +130,7 @@
           </w:tcPr>
           <w:p>
             <w:r>
-              <w:t>163.03R</w:t>
+              <w:t>161.24R</w:t>
             </w:r>
           </w:p>
         </w:tc>
@@ -152,7 +152,7 @@
           </w:tcPr>
           <w:p>
             <w:r>
-              <w:t>-9.91R</w:t>
+              <w:t>-8.82R</w:t>
             </w:r>
           </w:p>
         </w:tc>
@@ -174,7 +174,7 @@
           </w:tcPr>
           <w:p>
             <w:r>
-              <w:t>45.72%</w:t>
+              <w:t>42.46%</w:t>
             </w:r>
           </w:p>
         </w:tc>
@@ -196,7 +196,7 @@
           </w:tcPr>
           <w:p>
             <w:r>
-              <w:t>2.38</w:t>
+              <w:t>2.72</w:t>
             </w:r>
           </w:p>
         </w:tc>
@@ -240,7 +240,7 @@
           </w:tcPr>
           <w:p>
             <w:r>
-              <w:t>$183,032.16</w:t>
+              <w:t>$181,240.19</w:t>
             </w:r>
           </w:p>
         </w:tc>
@@ -259,7 +259,7 @@
         <w:pStyle w:val="ListBullet"/>
       </w:pPr>
       <w:r>
-        <w:t>Data: Binance native 1D candles for BTCUSDT, BNBUSDT, and SOLUSDT.</w:t>
+        <w:t>Data: Binance spot native 1D candles (00:00 UTC session), matching TradingView BINANCE symbols on the 1D timeframe.</w:t>
       </w:r>
     </w:p>
     <w:p>
@@ -299,7 +299,7 @@
         <w:pStyle w:val="ListBullet"/>
       </w:pPr>
       <w:r>
-        <w:t>Continuation LONG: SSL is bullish, close &gt; EMA20 &gt; EMA50, low touched EMA20 within the last 5 candles, close &gt; EMA20, and close &gt; previous close.</w:t>
+        <w:t>Continuation LONG: SSL flips bullish on the signal candle, close &gt; EMA20 &gt; EMA50, low touched EMA20 within the last 5 candles, close &gt; EMA20, and close &gt; previous close.</w:t>
       </w:r>
     </w:p>
     <w:p>
@@ -332,6 +332,14 @@
       </w:pPr>
       <w:r>
         <w:t>Initial stop: 1.5 ATR14 from entry.</w:t>
+      </w:r>
+    </w:p>
+    <w:p>
+      <w:pPr>
+        <w:pStyle w:val="ListBullet"/>
+      </w:pPr>
+      <w:r>
+        <w:t>Early-BE 7%: before TP1, if LONG High reaches entry x 1.07 or SHORT Low reaches entry x 0.93, move the full-position stop to entry starting from the next daily candle.</w:t>
       </w:r>
     </w:p>
     <w:p>

--- a/latest/NXT_Latest_NXT35_BTC_BNB_SOL_System_And_Indicators.docx
+++ b/latest/NXT_Latest_NXT35_BTC_BNB_SOL_System_And_Indicators.docx
@@ -64,7 +64,7 @@
           </w:tcPr>
           <w:p>
             <w:r>
-              <w:t>NXT v3.5 Portfolio BTC+BNB+SOL + TradingView BINANCE native 1D + SSL14 + Runner A + Early-BE 7% + Anti-Immediate-Reversal + LONG-only Pullback Continuation on SSL Bullish Flip + No Risk-Off</w:t>
+              <w:t>NXT v3.5 Portfolio BTC+BNB+SOL + TradingView BINANCE native 1D + SSL14 + Runner A + Early-BE 7% + Anti-Immediate-Reversal &gt;=0.50R + LONG-only Pullback Continuation on SSL Bullish Flip + No Risk-Off</w:t>
             </w:r>
           </w:p>
         </w:tc>
@@ -108,7 +108,7 @@
           </w:tcPr>
           <w:p>
             <w:r>
-              <w:t>252</w:t>
+              <w:t>253</w:t>
             </w:r>
           </w:p>
         </w:tc>
@@ -130,7 +130,7 @@
           </w:tcPr>
           <w:p>
             <w:r>
-              <w:t>161.24R</w:t>
+              <w:t>168.73R</w:t>
             </w:r>
           </w:p>
         </w:tc>
@@ -174,7 +174,7 @@
           </w:tcPr>
           <w:p>
             <w:r>
-              <w:t>42.46%</w:t>
+              <w:t>43.87%</w:t>
             </w:r>
           </w:p>
         </w:tc>
@@ -196,7 +196,7 @@
           </w:tcPr>
           <w:p>
             <w:r>
-              <w:t>2.72</w:t>
+              <w:t>2.78</w:t>
             </w:r>
           </w:p>
         </w:tc>
@@ -240,7 +240,7 @@
           </w:tcPr>
           <w:p>
             <w:r>
-              <w:t>$181,240.19</w:t>
+              <w:t>$188,734.67</w:t>
             </w:r>
           </w:p>
         </w:tc>
@@ -323,7 +323,7 @@
         <w:pStyle w:val="ListBullet"/>
       </w:pPr>
       <w:r>
-        <w:t>Anti-immediate-reversal: after a profitable runner exits by opposite SSL flip, block an opposite-direction entry on the exit candle and the next candle.</w:t>
+        <w:t>Anti-immediate-reversal: after a runner exits by opposite SSL flip with net R &gt;= 0.50R, block an opposite-direction entry on the exit candle and the next candle.</w:t>
       </w:r>
     </w:p>
     <w:p>
@@ -339,7 +339,7 @@
         <w:pStyle w:val="ListBullet"/>
       </w:pPr>
       <w:r>
-        <w:t>Early-BE 7%: before TP1, if LONG High reaches entry x 1.07 or SHORT Low reaches entry x 0.93, move the full-position stop to entry starting from the next daily candle.</w:t>
+        <w:t>Early-BE 7%: before TP1, from the first daily candle after entry onward, if LONG High reaches entry x 1.07 or SHORT Low reaches entry x 0.93, move the full-position stop to entry starting from the next daily candle.</w:t>
       </w:r>
     </w:p>
     <w:p>
